--- a/Templates/reso_air.docx
+++ b/Templates/reso_air.docx
@@ -642,15 +642,7 @@
           <w:color w:val="000000"/>
           <w:lang w:val="en-PH" w:eastAsia="en-PH"/>
         </w:rPr>
-        <w:t xml:space="preserve"> </w:t>
-      </w:r>
-      <w:r>
-        <w:rPr>
-          <w:rFonts w:ascii="Bookman Old Style" w:hAnsi="Bookman Old Style"/>
-          <w:color w:val="000000"/>
-          <w:lang w:val="en-PH" w:eastAsia="en-PH"/>
-        </w:rPr>
-        <w:t>issued by this Office against Respondent, to wit:</w:t>
+        <w:t xml:space="preserve"> issued by this Office against Respondent, to wit:</w:t>
       </w:r>
     </w:p>
     <w:p>
@@ -718,6 +710,7 @@
           <w:lang w:val="en-PH" w:eastAsia="en-PH"/>
         </w:rPr>
       </w:pPr>
+      <w:proofErr w:type="gramStart"/>
       <w:r>
         <w:rPr>
           <w:rFonts w:ascii="Bookman Old Style" w:hAnsi="Bookman Old Style"/>
@@ -728,7 +721,20 @@
           <w:color w:val="000000"/>
           <w:lang w:val="en-PH" w:eastAsia="en-PH"/>
         </w:rPr>
-        <w:t>SO ORDERED.</w:t>
+        <w:t>SO</w:t>
+      </w:r>
+      <w:proofErr w:type="gramEnd"/>
+      <w:r>
+        <w:rPr>
+          <w:rFonts w:ascii="Bookman Old Style" w:hAnsi="Bookman Old Style"/>
+          <w:b/>
+          <w:bCs/>
+          <w:i/>
+          <w:iCs/>
+          <w:color w:val="000000"/>
+          <w:lang w:val="en-PH" w:eastAsia="en-PH"/>
+        </w:rPr>
+        <w:t xml:space="preserve"> ORDERED.</w:t>
       </w:r>
     </w:p>
     <w:p>
@@ -788,47 +794,7 @@
           <w:color w:val="000000"/>
           <w:lang w:val="en-PH" w:eastAsia="en-PH"/>
         </w:rPr>
-        <w:t xml:space="preserve">, </w:t>
-      </w:r>
-      <w:r>
-        <w:rPr>
-          <w:rFonts w:ascii="Bookman Old Style" w:hAnsi="Bookman Old Style"/>
-          <w:color w:val="000000"/>
-          <w:lang w:val="en-PH" w:eastAsia="en-PH"/>
-        </w:rPr>
-        <w:t>Respondent submitted its</w:t>
-      </w:r>
-      <w:r>
-        <w:rPr>
-          <w:rFonts w:ascii="Bookman Old Style" w:hAnsi="Bookman Old Style"/>
-          <w:color w:val="000000"/>
-          <w:lang w:val="en-PH" w:eastAsia="en-PH"/>
-        </w:rPr>
-        <w:t xml:space="preserve"> Motion for Reconsideration </w:t>
-      </w:r>
-      <w:r>
-        <w:rPr>
-          <w:rFonts w:ascii="Bookman Old Style" w:hAnsi="Bookman Old Style"/>
-          <w:color w:val="000000"/>
-          <w:lang w:val="en-PH" w:eastAsia="en-PH"/>
-        </w:rPr>
-        <w:t xml:space="preserve">to formally contest the alleged violations and the findings of this Office. Although belatedly, through this submission, the Respondent prayed for </w:t>
-      </w:r>
-      <w:r>
-        <w:rPr>
-          <w:rFonts w:ascii="Bookman Old Style" w:hAnsi="Bookman Old Style"/>
-          <w:color w:val="000000"/>
-          <w:lang w:val="en-PH" w:eastAsia="en-PH"/>
-        </w:rPr>
-        <w:t>re</w:t>
-      </w:r>
-      <w:r>
-        <w:rPr>
-          <w:rFonts w:ascii="Bookman Old Style" w:hAnsi="Bookman Old Style"/>
-          <w:color w:val="000000"/>
-          <w:lang w:val="en-PH" w:eastAsia="en-PH"/>
-        </w:rPr>
-        <w:t>consideration and the non-imposition of penalties, if possible.</w:t>
+        <w:t>, Respondent submitted its Motion for Reconsideration to formally contest the alleged violations and the findings of this Office. Although belatedly, through this submission, the Respondent prayed for reconsideration and the non-imposition of penalties, if possible.</w:t>
       </w:r>
     </w:p>
     <w:p>
@@ -1071,12 +1037,21 @@
           <w:lang w:val="en-PH" w:eastAsia="en-PH"/>
         </w:rPr>
       </w:pPr>
+      <w:proofErr w:type="gramStart"/>
       <w:r>
         <w:rPr>
           <w:rFonts w:ascii="Bookman Old Style" w:eastAsia="Bookman Old Style" w:hAnsi="Bookman Old Style" w:cs="Bookman Old Style"/>
           <w:b/>
         </w:rPr>
-        <w:t>SO ORDERED.</w:t>
+        <w:t>SO</w:t>
+      </w:r>
+      <w:proofErr w:type="gramEnd"/>
+      <w:r>
+        <w:rPr>
+          <w:rFonts w:ascii="Bookman Old Style" w:eastAsia="Bookman Old Style" w:hAnsi="Bookman Old Style" w:cs="Bookman Old Style"/>
+          <w:b/>
+        </w:rPr>
+        <w:t xml:space="preserve"> ORDERED.</w:t>
       </w:r>
     </w:p>
     <w:p>
